--- a/public/zeugnisse/Arbeitszeugnis_male_gut.docx
+++ b/public/zeugnisse/Arbeitszeugnis_male_gut.docx
@@ -1,6 +1,6 @@
 
 <file path=word/document.xml><?xml version="1.0" encoding="utf-8"?>
-<w:document xmlns:wpc="http://schemas.microsoft.com/office/word/2010/wordprocessingCanvas" xmlns:cx="http://schemas.microsoft.com/office/drawing/2014/chartex" xmlns:cx1="http://schemas.microsoft.com/office/drawing/2015/9/8/chartex" xmlns:cx2="http://schemas.microsoft.com/office/drawing/2015/10/21/chartex" xmlns:cx3="http://schemas.microsoft.com/office/drawing/2016/5/9/chartex" xmlns:cx4="http://schemas.microsoft.com/office/drawing/2016/5/10/chartex" xmlns:cx5="http://schemas.microsoft.com/office/drawing/2016/5/11/chartex" xmlns:cx6="http://schemas.microsoft.com/office/drawing/2016/5/12/chartex" xmlns:cx7="http://schemas.microsoft.com/office/drawing/2016/5/13/chartex" xmlns:cx8="http://schemas.microsoft.com/office/drawing/2016/5/14/chartex" xmlns:mc="http://schemas.openxmlformats.org/markup-compatibility/2006" xmlns:aink="http://schemas.microsoft.com/office/drawing/2016/ink" xmlns:am3d="http://schemas.microsoft.com/office/drawing/2017/model3d" xmlns:o="urn:schemas-microsoft-com:office:office" xmlns:oel="http://schemas.microsoft.com/office/2019/extlst" xmlns:r="http://schemas.openxmlformats.org/officeDocument/2006/relationships" xmlns:m="http://schemas.openxmlformats.org/officeDocument/2006/math" xmlns:v="urn:schemas-microsoft-com:vml" xmlns:wp14="http://schemas.microsoft.com/office/word/2010/wordprocessingDrawing" xmlns:wp="http://schemas.openxmlformats.org/drawingml/2006/wordprocessingDrawing" xmlns:w10="urn:schemas-microsoft-com:office:word" xmlns:w="http://schemas.openxmlformats.org/wordprocessingml/2006/main" xmlns:w14="http://schemas.microsoft.com/office/word/2010/wordml" xmlns:w15="http://schemas.microsoft.com/office/word/2012/wordml" xmlns:w16cex="http://schemas.microsoft.com/office/word/2018/wordml/cex" xmlns:w16cid="http://schemas.microsoft.com/office/word/2016/wordml/cid" xmlns:w16="http://schemas.microsoft.com/office/word/2018/wordml" xmlns:w16sdtdh="http://schemas.microsoft.com/office/word/2020/wordml/sdtdatahash" xmlns:w16se="http://schemas.microsoft.com/office/word/2015/wordml/symex" xmlns:wpg="http://schemas.microsoft.com/office/word/2010/wordprocessingGroup" xmlns:wpi="http://schemas.microsoft.com/office/word/2010/wordprocessingInk" xmlns:wne="http://schemas.microsoft.com/office/word/2006/wordml" xmlns:wps="http://schemas.microsoft.com/office/word/2010/wordprocessingShape" mc:Ignorable="w14 w15 w16se w16cid w16 w16cex w16sdtdh wp14">
+<w:document xmlns:wpc="http://schemas.microsoft.com/office/word/2010/wordprocessingCanvas" xmlns:cx="http://schemas.microsoft.com/office/drawing/2014/chartex" xmlns:cx1="http://schemas.microsoft.com/office/drawing/2015/9/8/chartex" xmlns:cx2="http://schemas.microsoft.com/office/drawing/2015/10/21/chartex" xmlns:cx3="http://schemas.microsoft.com/office/drawing/2016/5/9/chartex" xmlns:cx4="http://schemas.microsoft.com/office/drawing/2016/5/10/chartex" xmlns:cx5="http://schemas.microsoft.com/office/drawing/2016/5/11/chartex" xmlns:cx6="http://schemas.microsoft.com/office/drawing/2016/5/12/chartex" xmlns:cx7="http://schemas.microsoft.com/office/drawing/2016/5/13/chartex" xmlns:cx8="http://schemas.microsoft.com/office/drawing/2016/5/14/chartex" xmlns:mc="http://schemas.openxmlformats.org/markup-compatibility/2006" xmlns:aink="http://schemas.microsoft.com/office/drawing/2016/ink" xmlns:am3d="http://schemas.microsoft.com/office/drawing/2017/model3d" xmlns:o="urn:schemas-microsoft-com:office:office" xmlns:oel="http://schemas.microsoft.com/office/2019/extlst" xmlns:r="http://schemas.openxmlformats.org/officeDocument/2006/relationships" xmlns:m="http://schemas.openxmlformats.org/officeDocument/2006/math" xmlns:v="urn:schemas-microsoft-com:vml" xmlns:wp14="http://schemas.microsoft.com/office/word/2010/wordprocessingDrawing" xmlns:wp="http://schemas.openxmlformats.org/drawingml/2006/wordprocessingDrawing" xmlns:w10="urn:schemas-microsoft-com:office:word" xmlns:w="http://schemas.openxmlformats.org/wordprocessingml/2006/main" xmlns:w14="http://schemas.microsoft.com/office/word/2010/wordml" xmlns:w15="http://schemas.microsoft.com/office/word/2012/wordml" xmlns:w16cex="http://schemas.microsoft.com/office/word/2018/wordml/cex" xmlns:w16cid="http://schemas.microsoft.com/office/word/2016/wordml/cid" xmlns:w16="http://schemas.microsoft.com/office/word/2018/wordml" xmlns:w16du="http://schemas.microsoft.com/office/word/2023/wordml/word16du" xmlns:w16sdtdh="http://schemas.microsoft.com/office/word/2020/wordml/sdtdatahash" xmlns:w16sdtfl="http://schemas.microsoft.com/office/word/2024/wordml/sdtformatlock" xmlns:w16se="http://schemas.microsoft.com/office/word/2015/wordml/symex" xmlns:wpg="http://schemas.microsoft.com/office/word/2010/wordprocessingGroup" xmlns:wpi="http://schemas.microsoft.com/office/word/2010/wordprocessingInk" xmlns:wne="http://schemas.microsoft.com/office/word/2006/wordml" xmlns:wps="http://schemas.microsoft.com/office/word/2010/wordprocessingShape" mc:Ignorable="w14 w15 w16se w16cid w16 w16cex w16sdtdh w16sdtfl w16du wp14">
   <w:body>
     <w:p>
       <w:pPr>
@@ -20,53 +20,53 @@
       </w:r>
     </w:p>
     <w:p>
-      <w:pPr>
-        <w:rPr>
-          <w:rFonts w:ascii="Malgun Gothic Semilight" w:eastAsia="Malgun Gothic Semilight" w:hAnsi="Malgun Gothic Semilight" w:cs="Malgun Gothic Semilight"/>
-          <w:sz w:val="24"/>
-          <w:szCs w:val="24"/>
-        </w:rPr>
-      </w:pPr>
-      <w:r>
-        <w:rPr>
-          <w:rFonts w:ascii="Malgun Gothic Semilight" w:eastAsia="Malgun Gothic Semilight" w:hAnsi="Malgun Gothic Semilight" w:cs="Malgun Gothic Semilight"/>
-          <w:sz w:val="24"/>
-          <w:szCs w:val="24"/>
-        </w:rPr>
-        <w:t xml:space="preserve">Pflegedienst MORO GmbH • Provinzialstraße 82 • 44388 Dortmund</w:t>
-      </w:r>
-      <w:r>
+      <w:r>
+        <w:rPr>
+          <w:rFonts w:ascii="Malgun Gothic Semilight" w:eastAsia="Malgun Gothic Semilight" w:hAnsi="Malgun Gothic Semilight" w:cs="Malgun Gothic Semilight"/>
+          <w:sz w:val="16"/>
+          <w:szCs w:val="20"/>
+          <w:u w:val="single"/>
+        </w:rPr>
+        <w:t>Pflegedienst MORO GmbH • Provinzialstraße 82 • 44388 Dortmund</w:t>
+      </w:r>
+      <w:r>
+        <w:rPr>
+          <w:rFonts w:ascii="Malgun Gothic" w:eastAsia="Malgun Gothic" w:hAnsi="Malgun Gothic" w:cs="Malgun Gothic Semilight"/>
+          <w:u w:val="single"/>
+        </w:rPr>
         <w:br/>
       </w:r>
       <w:r>
         <w:rPr>
-          <w:rFonts w:ascii="Malgun Gothic Semilight" w:eastAsia="Malgun Gothic Semilight" w:hAnsi="Malgun Gothic Semilight" w:cs="Malgun Gothic Semilight"/>
-          <w:sz w:val="24"/>
-          <w:szCs w:val="24"/>
-        </w:rPr>
-        <w:t xml:space="preserve">Herr {vorname} {nachname}</w:t>
-      </w:r>
-      <w:r>
+          <w:rFonts w:ascii="Malgun Gothic" w:eastAsia="Malgun Gothic" w:hAnsi="Malgun Gothic" w:cs="Malgun Gothic Semilight"/>
+          <w:b/>
+          <w:bCs/>
+        </w:rPr>
+        <w:t>Herr</w:t>
+      </w:r>
+      <w:r>
+        <w:rPr>
+          <w:rFonts w:ascii="Malgun Gothic" w:eastAsia="Malgun Gothic" w:hAnsi="Malgun Gothic" w:cs="Malgun Gothic Semilight"/>
+          <w:b/>
+          <w:bCs/>
+        </w:rPr>
+        <w:t xml:space="preserve"> {vorname} {nachname}</w:t>
+      </w:r>
+      <w:r>
+        <w:rPr>
+          <w:rFonts w:ascii="Malgun Gothic" w:eastAsia="Malgun Gothic" w:hAnsi="Malgun Gothic" w:cs="Malgun Gothic Semilight"/>
+          <w:b/>
+        </w:rPr>
         <w:br/>
-      </w:r>
-      <w:r>
-        <w:rPr>
-          <w:rFonts w:ascii="Malgun Gothic Semilight" w:eastAsia="Malgun Gothic Semilight" w:hAnsi="Malgun Gothic Semilight" w:cs="Malgun Gothic Semilight"/>
-          <w:sz w:val="24"/>
-          <w:szCs w:val="24"/>
-        </w:rPr>
-        <w:t xml:space="preserve">{street}</w:t>
-      </w:r>
-      <w:r>
+        <w:t>{street}</w:t>
+      </w:r>
+      <w:r>
+        <w:rPr>
+          <w:rFonts w:ascii="Malgun Gothic" w:eastAsia="Malgun Gothic" w:hAnsi="Malgun Gothic" w:cs="Malgun Gothic Semilight"/>
+          <w:b/>
+        </w:rPr>
         <w:br/>
-      </w:r>
-      <w:r>
-        <w:rPr>
-          <w:rFonts w:ascii="Malgun Gothic Semilight" w:eastAsia="Malgun Gothic Semilight" w:hAnsi="Malgun Gothic Semilight" w:cs="Malgun Gothic Semilight"/>
-          <w:sz w:val="24"/>
-          <w:szCs w:val="24"/>
-        </w:rPr>
-        <w:t xml:space="preserve">{city}</w:t>
+        <w:t>{city}</w:t>
       </w:r>
     </w:p>
     <w:p>
@@ -84,7 +84,7 @@
           <w:sz w:val="24"/>
           <w:szCs w:val="24"/>
         </w:rPr>
-        <w:t xml:space="preserve">Dortmund, den {date}</w:t>
+        <w:t>Dortmund, den {date}</w:t>
       </w:r>
     </w:p>
     <w:p>
@@ -123,7 +123,7 @@
           <w:sz w:val="20"/>
           <w:szCs w:val="20"/>
         </w:rPr>
-        <w:t xml:space="preserve">Herr {vorname} {nachname}, geboren am {bday} in {cofbirth}, {beendet === 'ja' ? 'war' : 'ist'} seit dem {begin} als {prof} in unserem Unternehmen beschäftigt.</w:t>
+        <w:t>Herr {vorname} {nachname}, geboren am {bday} in {cofbirth}, {beendet === 'ja' ? 'war' : 'ist'} seit dem {begin} als {prof} in unserem Unternehmen beschäftigt.</w:t>
       </w:r>
       <w:r>
         <w:br/>
@@ -134,7 +134,7 @@
           <w:sz w:val="20"/>
           <w:szCs w:val="20"/>
         </w:rPr>
-        <w:t xml:space="preserve">Die Pflegedienst MORO GmbH ist ein ambulanter Pflegedienst mit Sitz in Dortmund. Das Unternehmen versorgt rund 100 Patienten aus Bochum und Dortmund, bei denen pflegerische als auch hauswirtschaftliche Leistungen benötigt werden.</w:t>
+        <w:t>Die Pflegedienst MORO GmbH ist ein ambulanter Pflegedienst mit Sitz in Dortmund. Das Unternehmen versorgt rund 100 Patienten aus Bochum und Dortmund, bei denen pflegerische als auch hauswirtschaftliche Leistungen benötigt werden.</w:t>
       </w:r>
       <w:r>
         <w:br/>
@@ -145,7 +145,7 @@
           <w:sz w:val="20"/>
           <w:szCs w:val="20"/>
         </w:rPr>
-        <w:t xml:space="preserve">Sein Aufgabengebiet umfasste im Wesentlichen alle Tätigkeiten als {prof}.</w:t>
+        <w:t>Sein Aufgabengebiet umfasste im Wesentlichen alle Tätigkeiten als {prof}.</w:t>
       </w:r>
     </w:p>
     <w:p>
@@ -162,7 +162,7 @@
           <w:sz w:val="20"/>
           <w:szCs w:val="20"/>
         </w:rPr>
-        <w:t xml:space="preserve">Herr {nachname} war stets eigenmotiviert und realisierte beharrlich die gesetzten und selbstgesteckten Ziele. Er zeigte eine gute Übersicht und Arbeitseinteilung, vor allem auch in Situationen mit turbulentem Geschäftsbetrieb und mit erheblicher Arbeitsbelastung. Er {beendet === 'ja' ? 'verfügte' : 'verfügt'} über ein umfassendes Fachwissen, welches er zur Bewältigung seiner Aufgaben erfolgreich einsetzte. Herr {nachname} lieferte eine konstant gute Arbeitsqualität. Seine Aufgaben erledigte er selbstständig mit Sorgfalt, Genauigkeit und stets zu unserer vollen Zufriedenheit.</w:t>
+        <w:t>Herr {nachname} war stets eigenmotiviert und realisierte beharrlich die gesetzten und selbstgesteckten Ziele. Er zeigte eine gute Übersicht und Arbeitseinteilung, vor allem auch in Situationen mit turbulentem Geschäftsbetrieb und mit erheblicher Arbeitsbelastung. Er {beendet === 'ja' ? 'verfügte' : 'verfügt'} über ein umfassendes Fachwissen, welches er zur Bewältigung seiner Aufgaben erfolgreich einsetzte. Herr {nachname} lieferte eine konstant gute Arbeitsqualität. Seine Aufgaben erledigte er selbstständig mit Sorgfalt, Genauigkeit und stets zu unserer vollen Zufriedenheit.</w:t>
       </w:r>
     </w:p>
     <w:p>
@@ -179,7 +179,10 @@
           <w:sz w:val="20"/>
           <w:szCs w:val="20"/>
         </w:rPr>
-        <w:t xml:space="preserve">Herr {nachname} war ein verantwortungsbewusster und zuverlässiger Mitarbeiter. Sein Verhalten gegenüber Vorgesetzten und Mitarbeitern war stets einwandfrei.</w:t>
+        <w:t>Herr {nachname} war ein verantwortungsbewusster und zuverlässiger Mitarbeiter. Sein Verhalten gegenüber Vorgesetzten und Mitarbeitern war stets einwandfrei.</w:t>
+      </w:r>
+      <w:r>
+        <w:br/>
       </w:r>
       <w:r>
         <w:br/>
@@ -190,18 +193,7 @@
           <w:sz w:val="20"/>
           <w:szCs w:val="20"/>
         </w:rPr>
-        <w:t xml:space="preserve"/>
-      </w:r>
-      <w:r>
-        <w:br/>
-      </w:r>
-      <w:r>
-        <w:rPr>
-          <w:rFonts w:ascii="Malgun Gothic Semilight" w:eastAsia="Malgun Gothic Semilight" w:hAnsi="Malgun Gothic Semilight" w:cs="Malgun Gothic Semilight"/>
-          <w:sz w:val="20"/>
-          <w:szCs w:val="20"/>
-        </w:rPr>
-        <w:t xml:space="preserve">Herr {nachname} {beendet === 'ja' ? 'verließ' : 'verlässt'} unser Unternehmen zum {ende} auf eigenen Wunsch. Wir danken ihm für die hervorragende Zusammenarbeit und bedauern es sehr, ihn als Mitarbeiter {beendet === 'ja' ? 'verloren zu haben' : 'zu verlieren'}. Für seinen weiteren Berufs- und Lebensweg wünschen wir ihm alles Gute und auch weiterhin viel Erfolg.</w:t>
+        <w:t>Herr {nachname} {beendet === 'ja' ? 'verließ' : 'verlässt'} unser Unternehmen zum {ende} auf eigenen Wunsch. Wir danken ihm für die hervorragende Zusammenarbeit und bedauern es sehr, ihn als Mitarbeiter {beendet === 'ja' ? 'verloren zu haben' : 'zu verlieren'}. Für seinen weiteren Berufs- und Lebensweg wünschen wir ihm alles Gute und auch weiterhin viel Erfolg.</w:t>
       </w:r>
     </w:p>
     <w:p>
@@ -262,7 +254,7 @@
 </file>
 
 <file path=word/endnotes.xml><?xml version="1.0" encoding="utf-8"?>
-<w:endnotes xmlns:wpc="http://schemas.microsoft.com/office/word/2010/wordprocessingCanvas" xmlns:cx="http://schemas.microsoft.com/office/drawing/2014/chartex" xmlns:cx1="http://schemas.microsoft.com/office/drawing/2015/9/8/chartex" xmlns:cx2="http://schemas.microsoft.com/office/drawing/2015/10/21/chartex" xmlns:cx3="http://schemas.microsoft.com/office/drawing/2016/5/9/chartex" xmlns:cx4="http://schemas.microsoft.com/office/drawing/2016/5/10/chartex" xmlns:cx5="http://schemas.microsoft.com/office/drawing/2016/5/11/chartex" xmlns:cx6="http://schemas.microsoft.com/office/drawing/2016/5/12/chartex" xmlns:cx7="http://schemas.microsoft.com/office/drawing/2016/5/13/chartex" xmlns:cx8="http://schemas.microsoft.com/office/drawing/2016/5/14/chartex" xmlns:mc="http://schemas.openxmlformats.org/markup-compatibility/2006" xmlns:aink="http://schemas.microsoft.com/office/drawing/2016/ink" xmlns:am3d="http://schemas.microsoft.com/office/drawing/2017/model3d" xmlns:o="urn:schemas-microsoft-com:office:office" xmlns:oel="http://schemas.microsoft.com/office/2019/extlst" xmlns:r="http://schemas.openxmlformats.org/officeDocument/2006/relationships" xmlns:m="http://schemas.openxmlformats.org/officeDocument/2006/math" xmlns:v="urn:schemas-microsoft-com:vml" xmlns:wp14="http://schemas.microsoft.com/office/word/2010/wordprocessingDrawing" xmlns:wp="http://schemas.openxmlformats.org/drawingml/2006/wordprocessingDrawing" xmlns:w10="urn:schemas-microsoft-com:office:word" xmlns:w="http://schemas.openxmlformats.org/wordprocessingml/2006/main" xmlns:w14="http://schemas.microsoft.com/office/word/2010/wordml" xmlns:w15="http://schemas.microsoft.com/office/word/2012/wordml" xmlns:w16cex="http://schemas.microsoft.com/office/word/2018/wordml/cex" xmlns:w16cid="http://schemas.microsoft.com/office/word/2016/wordml/cid" xmlns:w16="http://schemas.microsoft.com/office/word/2018/wordml" xmlns:w16sdtdh="http://schemas.microsoft.com/office/word/2020/wordml/sdtdatahash" xmlns:w16se="http://schemas.microsoft.com/office/word/2015/wordml/symex" xmlns:wpg="http://schemas.microsoft.com/office/word/2010/wordprocessingGroup" xmlns:wpi="http://schemas.microsoft.com/office/word/2010/wordprocessingInk" xmlns:wne="http://schemas.microsoft.com/office/word/2006/wordml" xmlns:wps="http://schemas.microsoft.com/office/word/2010/wordprocessingShape" mc:Ignorable="w14 w15 w16se w16cid w16 w16cex w16sdtdh wp14">
+<w:endnotes xmlns:wpc="http://schemas.microsoft.com/office/word/2010/wordprocessingCanvas" xmlns:cx="http://schemas.microsoft.com/office/drawing/2014/chartex" xmlns:cx1="http://schemas.microsoft.com/office/drawing/2015/9/8/chartex" xmlns:cx2="http://schemas.microsoft.com/office/drawing/2015/10/21/chartex" xmlns:cx3="http://schemas.microsoft.com/office/drawing/2016/5/9/chartex" xmlns:cx4="http://schemas.microsoft.com/office/drawing/2016/5/10/chartex" xmlns:cx5="http://schemas.microsoft.com/office/drawing/2016/5/11/chartex" xmlns:cx6="http://schemas.microsoft.com/office/drawing/2016/5/12/chartex" xmlns:cx7="http://schemas.microsoft.com/office/drawing/2016/5/13/chartex" xmlns:cx8="http://schemas.microsoft.com/office/drawing/2016/5/14/chartex" xmlns:mc="http://schemas.openxmlformats.org/markup-compatibility/2006" xmlns:aink="http://schemas.microsoft.com/office/drawing/2016/ink" xmlns:am3d="http://schemas.microsoft.com/office/drawing/2017/model3d" xmlns:o="urn:schemas-microsoft-com:office:office" xmlns:oel="http://schemas.microsoft.com/office/2019/extlst" xmlns:r="http://schemas.openxmlformats.org/officeDocument/2006/relationships" xmlns:m="http://schemas.openxmlformats.org/officeDocument/2006/math" xmlns:v="urn:schemas-microsoft-com:vml" xmlns:wp14="http://schemas.microsoft.com/office/word/2010/wordprocessingDrawing" xmlns:wp="http://schemas.openxmlformats.org/drawingml/2006/wordprocessingDrawing" xmlns:w10="urn:schemas-microsoft-com:office:word" xmlns:w="http://schemas.openxmlformats.org/wordprocessingml/2006/main" xmlns:w14="http://schemas.microsoft.com/office/word/2010/wordml" xmlns:w15="http://schemas.microsoft.com/office/word/2012/wordml" xmlns:w16cex="http://schemas.microsoft.com/office/word/2018/wordml/cex" xmlns:w16cid="http://schemas.microsoft.com/office/word/2016/wordml/cid" xmlns:w16="http://schemas.microsoft.com/office/word/2018/wordml" xmlns:w16du="http://schemas.microsoft.com/office/word/2023/wordml/word16du" xmlns:w16sdtdh="http://schemas.microsoft.com/office/word/2020/wordml/sdtdatahash" xmlns:w16sdtfl="http://schemas.microsoft.com/office/word/2024/wordml/sdtformatlock" xmlns:w16se="http://schemas.microsoft.com/office/word/2015/wordml/symex" xmlns:wpg="http://schemas.microsoft.com/office/word/2010/wordprocessingGroup" xmlns:wpi="http://schemas.microsoft.com/office/word/2010/wordprocessingInk" xmlns:wne="http://schemas.microsoft.com/office/word/2006/wordml" xmlns:wps="http://schemas.microsoft.com/office/word/2010/wordprocessingShape" mc:Ignorable="w14 w15 w16se w16cid w16 w16cex w16sdtdh w16sdtfl w16du wp14">
   <w:endnote w:type="separator" w:id="-1">
     <w:p>
       <w:pPr>
@@ -287,7 +279,7 @@
 </file>
 
 <file path=word/footnotes.xml><?xml version="1.0" encoding="utf-8"?>
-<w:footnotes xmlns:wpc="http://schemas.microsoft.com/office/word/2010/wordprocessingCanvas" xmlns:cx="http://schemas.microsoft.com/office/drawing/2014/chartex" xmlns:cx1="http://schemas.microsoft.com/office/drawing/2015/9/8/chartex" xmlns:cx2="http://schemas.microsoft.com/office/drawing/2015/10/21/chartex" xmlns:cx3="http://schemas.microsoft.com/office/drawing/2016/5/9/chartex" xmlns:cx4="http://schemas.microsoft.com/office/drawing/2016/5/10/chartex" xmlns:cx5="http://schemas.microsoft.com/office/drawing/2016/5/11/chartex" xmlns:cx6="http://schemas.microsoft.com/office/drawing/2016/5/12/chartex" xmlns:cx7="http://schemas.microsoft.com/office/drawing/2016/5/13/chartex" xmlns:cx8="http://schemas.microsoft.com/office/drawing/2016/5/14/chartex" xmlns:mc="http://schemas.openxmlformats.org/markup-compatibility/2006" xmlns:aink="http://schemas.microsoft.com/office/drawing/2016/ink" xmlns:am3d="http://schemas.microsoft.com/office/drawing/2017/model3d" xmlns:o="urn:schemas-microsoft-com:office:office" xmlns:oel="http://schemas.microsoft.com/office/2019/extlst" xmlns:r="http://schemas.openxmlformats.org/officeDocument/2006/relationships" xmlns:m="http://schemas.openxmlformats.org/officeDocument/2006/math" xmlns:v="urn:schemas-microsoft-com:vml" xmlns:wp14="http://schemas.microsoft.com/office/word/2010/wordprocessingDrawing" xmlns:wp="http://schemas.openxmlformats.org/drawingml/2006/wordprocessingDrawing" xmlns:w10="urn:schemas-microsoft-com:office:word" xmlns:w="http://schemas.openxmlformats.org/wordprocessingml/2006/main" xmlns:w14="http://schemas.microsoft.com/office/word/2010/wordml" xmlns:w15="http://schemas.microsoft.com/office/word/2012/wordml" xmlns:w16cex="http://schemas.microsoft.com/office/word/2018/wordml/cex" xmlns:w16cid="http://schemas.microsoft.com/office/word/2016/wordml/cid" xmlns:w16="http://schemas.microsoft.com/office/word/2018/wordml" xmlns:w16sdtdh="http://schemas.microsoft.com/office/word/2020/wordml/sdtdatahash" xmlns:w16se="http://schemas.microsoft.com/office/word/2015/wordml/symex" xmlns:wpg="http://schemas.microsoft.com/office/word/2010/wordprocessingGroup" xmlns:wpi="http://schemas.microsoft.com/office/word/2010/wordprocessingInk" xmlns:wne="http://schemas.microsoft.com/office/word/2006/wordml" xmlns:wps="http://schemas.microsoft.com/office/word/2010/wordprocessingShape" mc:Ignorable="w14 w15 w16se w16cid w16 w16cex w16sdtdh wp14">
+<w:footnotes xmlns:wpc="http://schemas.microsoft.com/office/word/2010/wordprocessingCanvas" xmlns:cx="http://schemas.microsoft.com/office/drawing/2014/chartex" xmlns:cx1="http://schemas.microsoft.com/office/drawing/2015/9/8/chartex" xmlns:cx2="http://schemas.microsoft.com/office/drawing/2015/10/21/chartex" xmlns:cx3="http://schemas.microsoft.com/office/drawing/2016/5/9/chartex" xmlns:cx4="http://schemas.microsoft.com/office/drawing/2016/5/10/chartex" xmlns:cx5="http://schemas.microsoft.com/office/drawing/2016/5/11/chartex" xmlns:cx6="http://schemas.microsoft.com/office/drawing/2016/5/12/chartex" xmlns:cx7="http://schemas.microsoft.com/office/drawing/2016/5/13/chartex" xmlns:cx8="http://schemas.microsoft.com/office/drawing/2016/5/14/chartex" xmlns:mc="http://schemas.openxmlformats.org/markup-compatibility/2006" xmlns:aink="http://schemas.microsoft.com/office/drawing/2016/ink" xmlns:am3d="http://schemas.microsoft.com/office/drawing/2017/model3d" xmlns:o="urn:schemas-microsoft-com:office:office" xmlns:oel="http://schemas.microsoft.com/office/2019/extlst" xmlns:r="http://schemas.openxmlformats.org/officeDocument/2006/relationships" xmlns:m="http://schemas.openxmlformats.org/officeDocument/2006/math" xmlns:v="urn:schemas-microsoft-com:vml" xmlns:wp14="http://schemas.microsoft.com/office/word/2010/wordprocessingDrawing" xmlns:wp="http://schemas.openxmlformats.org/drawingml/2006/wordprocessingDrawing" xmlns:w10="urn:schemas-microsoft-com:office:word" xmlns:w="http://schemas.openxmlformats.org/wordprocessingml/2006/main" xmlns:w14="http://schemas.microsoft.com/office/word/2010/wordml" xmlns:w15="http://schemas.microsoft.com/office/word/2012/wordml" xmlns:w16cex="http://schemas.microsoft.com/office/word/2018/wordml/cex" xmlns:w16cid="http://schemas.microsoft.com/office/word/2016/wordml/cid" xmlns:w16="http://schemas.microsoft.com/office/word/2018/wordml" xmlns:w16du="http://schemas.microsoft.com/office/word/2023/wordml/word16du" xmlns:w16sdtdh="http://schemas.microsoft.com/office/word/2020/wordml/sdtdatahash" xmlns:w16sdtfl="http://schemas.microsoft.com/office/word/2024/wordml/sdtformatlock" xmlns:w16se="http://schemas.microsoft.com/office/word/2015/wordml/symex" xmlns:wpg="http://schemas.microsoft.com/office/word/2010/wordprocessingGroup" xmlns:wpi="http://schemas.microsoft.com/office/word/2010/wordprocessingInk" xmlns:wne="http://schemas.microsoft.com/office/word/2006/wordml" xmlns:wps="http://schemas.microsoft.com/office/word/2010/wordprocessingShape" mc:Ignorable="w14 w15 w16se w16cid w16 w16cex w16sdtdh w16sdtfl w16du wp14">
   <w:footnote w:type="separator" w:id="-1">
     <w:p>
       <w:pPr>
@@ -312,7 +304,7 @@
 </file>
 
 <file path=word/header1.xml><?xml version="1.0" encoding="utf-8"?>
-<w:hdr xmlns:wpc="http://schemas.microsoft.com/office/word/2010/wordprocessingCanvas" xmlns:cx="http://schemas.microsoft.com/office/drawing/2014/chartex" xmlns:cx1="http://schemas.microsoft.com/office/drawing/2015/9/8/chartex" xmlns:cx2="http://schemas.microsoft.com/office/drawing/2015/10/21/chartex" xmlns:cx3="http://schemas.microsoft.com/office/drawing/2016/5/9/chartex" xmlns:cx4="http://schemas.microsoft.com/office/drawing/2016/5/10/chartex" xmlns:cx5="http://schemas.microsoft.com/office/drawing/2016/5/11/chartex" xmlns:cx6="http://schemas.microsoft.com/office/drawing/2016/5/12/chartex" xmlns:cx7="http://schemas.microsoft.com/office/drawing/2016/5/13/chartex" xmlns:cx8="http://schemas.microsoft.com/office/drawing/2016/5/14/chartex" xmlns:mc="http://schemas.openxmlformats.org/markup-compatibility/2006" xmlns:aink="http://schemas.microsoft.com/office/drawing/2016/ink" xmlns:am3d="http://schemas.microsoft.com/office/drawing/2017/model3d" xmlns:o="urn:schemas-microsoft-com:office:office" xmlns:oel="http://schemas.microsoft.com/office/2019/extlst" xmlns:r="http://schemas.openxmlformats.org/officeDocument/2006/relationships" xmlns:m="http://schemas.openxmlformats.org/officeDocument/2006/math" xmlns:v="urn:schemas-microsoft-com:vml" xmlns:wp14="http://schemas.microsoft.com/office/word/2010/wordprocessingDrawing" xmlns:wp="http://schemas.openxmlformats.org/drawingml/2006/wordprocessingDrawing" xmlns:w10="urn:schemas-microsoft-com:office:word" xmlns:w="http://schemas.openxmlformats.org/wordprocessingml/2006/main" xmlns:w14="http://schemas.microsoft.com/office/word/2010/wordml" xmlns:w15="http://schemas.microsoft.com/office/word/2012/wordml" xmlns:w16cex="http://schemas.microsoft.com/office/word/2018/wordml/cex" xmlns:w16cid="http://schemas.microsoft.com/office/word/2016/wordml/cid" xmlns:w16="http://schemas.microsoft.com/office/word/2018/wordml" xmlns:w16sdtdh="http://schemas.microsoft.com/office/word/2020/wordml/sdtdatahash" xmlns:w16se="http://schemas.microsoft.com/office/word/2015/wordml/symex" xmlns:wpg="http://schemas.microsoft.com/office/word/2010/wordprocessingGroup" xmlns:wpi="http://schemas.microsoft.com/office/word/2010/wordprocessingInk" xmlns:wne="http://schemas.microsoft.com/office/word/2006/wordml" xmlns:wps="http://schemas.microsoft.com/office/word/2010/wordprocessingShape" mc:Ignorable="w14 w15 w16se w16cid w16 w16cex w16sdtdh wp14">
+<w:hdr xmlns:wpc="http://schemas.microsoft.com/office/word/2010/wordprocessingCanvas" xmlns:cx="http://schemas.microsoft.com/office/drawing/2014/chartex" xmlns:cx1="http://schemas.microsoft.com/office/drawing/2015/9/8/chartex" xmlns:cx2="http://schemas.microsoft.com/office/drawing/2015/10/21/chartex" xmlns:cx3="http://schemas.microsoft.com/office/drawing/2016/5/9/chartex" xmlns:cx4="http://schemas.microsoft.com/office/drawing/2016/5/10/chartex" xmlns:cx5="http://schemas.microsoft.com/office/drawing/2016/5/11/chartex" xmlns:cx6="http://schemas.microsoft.com/office/drawing/2016/5/12/chartex" xmlns:cx7="http://schemas.microsoft.com/office/drawing/2016/5/13/chartex" xmlns:cx8="http://schemas.microsoft.com/office/drawing/2016/5/14/chartex" xmlns:mc="http://schemas.openxmlformats.org/markup-compatibility/2006" xmlns:aink="http://schemas.microsoft.com/office/drawing/2016/ink" xmlns:am3d="http://schemas.microsoft.com/office/drawing/2017/model3d" xmlns:o="urn:schemas-microsoft-com:office:office" xmlns:oel="http://schemas.microsoft.com/office/2019/extlst" xmlns:r="http://schemas.openxmlformats.org/officeDocument/2006/relationships" xmlns:m="http://schemas.openxmlformats.org/officeDocument/2006/math" xmlns:v="urn:schemas-microsoft-com:vml" xmlns:wp14="http://schemas.microsoft.com/office/word/2010/wordprocessingDrawing" xmlns:wp="http://schemas.openxmlformats.org/drawingml/2006/wordprocessingDrawing" xmlns:w10="urn:schemas-microsoft-com:office:word" xmlns:w="http://schemas.openxmlformats.org/wordprocessingml/2006/main" xmlns:w14="http://schemas.microsoft.com/office/word/2010/wordml" xmlns:w15="http://schemas.microsoft.com/office/word/2012/wordml" xmlns:w16cex="http://schemas.microsoft.com/office/word/2018/wordml/cex" xmlns:w16cid="http://schemas.microsoft.com/office/word/2016/wordml/cid" xmlns:w16="http://schemas.microsoft.com/office/word/2018/wordml" xmlns:w16du="http://schemas.microsoft.com/office/word/2023/wordml/word16du" xmlns:w16sdtdh="http://schemas.microsoft.com/office/word/2020/wordml/sdtdatahash" xmlns:w16sdtfl="http://schemas.microsoft.com/office/word/2024/wordml/sdtformatlock" xmlns:w16se="http://schemas.microsoft.com/office/word/2015/wordml/symex" xmlns:wpg="http://schemas.microsoft.com/office/word/2010/wordprocessingGroup" xmlns:wpi="http://schemas.microsoft.com/office/word/2010/wordprocessingInk" xmlns:wne="http://schemas.microsoft.com/office/word/2006/wordml" xmlns:wps="http://schemas.microsoft.com/office/word/2010/wordprocessingShape" mc:Ignorable="w14 w15 w16se w16cid w16 w16cex w16sdtdh w16sdtfl w16du wp14">
   <w:p>
     <w:pPr>
       <w:pStyle w:val="Kopfzeile"/>
@@ -381,7 +373,7 @@
 </file>
 
 <file path=word/styles.xml><?xml version="1.0" encoding="utf-8"?>
-<w:styles xmlns:mc="http://schemas.openxmlformats.org/markup-compatibility/2006" xmlns:r="http://schemas.openxmlformats.org/officeDocument/2006/relationships" xmlns:w="http://schemas.openxmlformats.org/wordprocessingml/2006/main" xmlns:w14="http://schemas.microsoft.com/office/word/2010/wordml" xmlns:w15="http://schemas.microsoft.com/office/word/2012/wordml" xmlns:w16cex="http://schemas.microsoft.com/office/word/2018/wordml/cex" xmlns:w16cid="http://schemas.microsoft.com/office/word/2016/wordml/cid" xmlns:w16="http://schemas.microsoft.com/office/word/2018/wordml" xmlns:w16sdtdh="http://schemas.microsoft.com/office/word/2020/wordml/sdtdatahash" xmlns:w16se="http://schemas.microsoft.com/office/word/2015/wordml/symex" mc:Ignorable="w14 w15 w16se w16cid w16 w16cex w16sdtdh">
+<w:styles xmlns:mc="http://schemas.openxmlformats.org/markup-compatibility/2006" xmlns:r="http://schemas.openxmlformats.org/officeDocument/2006/relationships" xmlns:w="http://schemas.openxmlformats.org/wordprocessingml/2006/main" xmlns:w14="http://schemas.microsoft.com/office/word/2010/wordml" xmlns:w15="http://schemas.microsoft.com/office/word/2012/wordml" xmlns:w16cex="http://schemas.microsoft.com/office/word/2018/wordml/cex" xmlns:w16cid="http://schemas.microsoft.com/office/word/2016/wordml/cid" xmlns:w16="http://schemas.microsoft.com/office/word/2018/wordml" xmlns:w16du="http://schemas.microsoft.com/office/word/2023/wordml/word16du" xmlns:w16sdtdh="http://schemas.microsoft.com/office/word/2020/wordml/sdtdatahash" xmlns:w16sdtfl="http://schemas.microsoft.com/office/word/2024/wordml/sdtformatlock" xmlns:w16se="http://schemas.microsoft.com/office/word/2015/wordml/symex" mc:Ignorable="w14 w15 w16se w16cid w16 w16cex w16sdtdh w16sdtfl w16du">
   <w:docDefaults>
     <w:rPrDefault>
       <w:rPr>
